--- a/Publisher_Ready_Curriculum/02_Chemistry_East_Meadow_Refactor/01_Safety_and_Measurement/06_Gram_Formula_Mass/Student_Worksheet.docx
+++ b/Publisher_Ready_Curriculum/02_Chemistry_East_Meadow_Refactor/01_Safety_and_Measurement/06_Gram_Formula_Mass/Student_Worksheet.docx
@@ -2476,7 +2476,7 @@
           <w:i/>
           <w:iCs/>
         </w:rPr>
-        <w:t xml:space="preserve">(a) Calculate the gram formula mass of CO₂. Show the atomic mass × subscript add-up.</w:t>
+        <w:t xml:space="preserve">(a) Calculate the gram formula mass of SO₂. Show the atomic mass × subscript add-up.</w:t>
       </w:r>
     </w:p>
     <w:tbl>
@@ -2548,7 +2548,7 @@
               <w:pStyle w:val="Compact"/>
             </w:pPr>
             <w:r>
-              <w:t xml:space="preserve">C</w:t>
+              <w:t xml:space="preserve">S</w:t>
             </w:r>
           </w:p>
         </w:tc>
